--- a/example_articles/immigration_status/Other/5.immigration_status_Other_Other_publisher.docx
+++ b/example_articles/immigration_status/Other/5.immigration_status_Other_Other_publisher.docx
@@ -29,17 +29,17 @@
     </w:p>
     <w:p>
       <w:r>
-        <w:t>Source File: Other publishers/Files (500) (14).DOCX</w:t>
+        <w:t>Source file: Other publishers/Files (500) (14).DOCX</w:t>
       </w:r>
     </w:p>
     <w:p>
       <w:r>
-        <w:t>Raw immigration_status result: Temporary visitors/'tourists' from mainland China (crossing legally with tourist permits or sneaking in/illegal migrants)</w:t>
+        <w:t>Raw immigration status result, 'immigration_status': Temporary visitors/'tourists' from mainland China (crossing legally with tourist permits or sneaking in/illegal migrants)</w:t>
       </w:r>
     </w:p>
     <w:p>
       <w:r>
-        <w:t>immigration_status_stand (Standardized): Other</w:t>
+        <w:t>Standardized immigration status result, 'immigration_status_stand': Other</w:t>
       </w:r>
     </w:p>
     <w:p>
